--- a/competition/作品技术报告.docx
+++ b/competition/作品技术报告.docx
@@ -719,7 +719,7 @@
           <w:color w:val="000000"/>
           <w:sz w:val="24"/>
         </w:rPr>
-        <w:t>云端 AI 工具链：cAGENT 对话代理经 C6 WiFi → TLS → DeepSeek API 解析自然语言意图，调用 miot_device_list / miot_device_control 完成设备查询与真实控制（已验证 LLM→摄像机执行闭环，2026-09-20）。密钥仅存设备侧 secrets 配置、不入库。</w:t>
+        <w:t>云端 AI 工具链：cAGENT 对话代理经 C6 WiFi → TLS → DeepSeek API 解析自然语言意图，调用 miot_device_list / miot_device_control 完成设备查询与真实控制（已验证 LLM→摄像机执行闭环，2026-09-20）。工具集还包括 run_scene 场景模式（经 type_name 语义匹配真实设备，如“睡眠”→夜视自动+人形追踪开）与天气/计时等本地工具（wttr.in 实时数据）。密钥仅存设备侧 secrets 配置、不入库。</w:t>
       </w:r>
     </w:p>
     <w:p>
@@ -2125,6 +2125,57 @@
           <w:sz w:val="24"/>
         </w:rPr>
         <w:t>（5）安防：安防状态与摄像头实时预览（已真机验收）。</w:t>
+      </w:r>
+    </w:p>
+    <w:p>
+      <w:pPr>
+        <w:spacing w:line="312" w:lineRule="auto" w:after="80"/>
+        <w:ind w:firstLine="480"/>
+        <w:jc w:val="both"/>
+      </w:pPr>
+      <w:r>
+        <w:rPr>
+          <w:rFonts w:ascii="Times New Roman" w:hAnsi="Times New Roman" w:eastAsia="宋体"/>
+          <w:b w:val="0"/>
+          <w:i w:val="0"/>
+          <w:color w:val="000000"/>
+          <w:sz w:val="24"/>
+        </w:rPr>
+        <w:t>除 UI 页面外，应用侧还提供智能管家与工具体系（已实现，专项验收进行中）：</w:t>
+      </w:r>
+    </w:p>
+    <w:p>
+      <w:pPr>
+        <w:spacing w:line="312" w:lineRule="auto" w:after="80"/>
+        <w:ind w:left="600" w:hanging="600"/>
+        <w:jc w:val="both"/>
+      </w:pPr>
+      <w:r>
+        <w:rPr>
+          <w:rFonts w:ascii="Times New Roman" w:hAnsi="Times New Roman" w:eastAsia="宋体"/>
+          <w:b w:val="0"/>
+          <w:i w:val="0"/>
+          <w:color w:val="000000"/>
+          <w:sz w:val="24"/>
+        </w:rPr>
+        <w:t>（6）智能管家 Skill 体系：6 类技能（米家控制/场景模式/安全/计时/天气/设备控制）随数据分区部署，read_skill 按需加载并将技能摘要注入模型上下文，新设备类型零代码接入。</w:t>
+      </w:r>
+    </w:p>
+    <w:p>
+      <w:pPr>
+        <w:spacing w:line="312" w:lineRule="auto" w:after="80"/>
+        <w:ind w:left="600" w:hanging="600"/>
+        <w:jc w:val="both"/>
+      </w:pPr>
+      <w:r>
+        <w:rPr>
+          <w:rFonts w:ascii="Times New Roman" w:hAnsi="Times New Roman" w:eastAsia="宋体"/>
+          <w:b w:val="0"/>
+          <w:i w:val="0"/>
+          <w:color w:val="000000"/>
+          <w:sz w:val="24"/>
+        </w:rPr>
+        <w:t>（7）智能家居工具：run_scene 场景模式经 type_name 语义匹配真实设备（如“睡眠”→夜视自动+人形追踪开）；天气/计时等本地工具经 wttr.in 实时数据。</w:t>
       </w:r>
     </w:p>
     <w:p>

--- a/competition/作品技术报告.docx
+++ b/competition/作品技术报告.docx
@@ -4,7 +4,7 @@
   <w:body>
     <w:p>
       <w:pPr>
-        <w:spacing w:before="2800" w:after="120" w:line="312" w:lineRule="auto"/>
+        <w:spacing w:before="1920" w:after="120" w:line="312" w:lineRule="auto"/>
         <w:jc w:val="left"/>
       </w:pPr>
       <w:r>
@@ -20,7 +20,7 @@
     </w:p>
     <w:p>
       <w:pPr>
-        <w:spacing w:before="0" w:after="560" w:line="312" w:lineRule="auto"/>
+        <w:spacing w:before="0" w:after="520" w:line="312" w:lineRule="auto"/>
         <w:jc w:val="left"/>
       </w:pPr>
       <w:r>
@@ -36,7 +36,7 @@
     </w:p>
     <w:p>
       <w:pPr>
-        <w:spacing w:before="0" w:after="3600" w:line="312" w:lineRule="auto"/>
+        <w:spacing w:before="0" w:after="2200" w:line="312" w:lineRule="auto"/>
         <w:jc w:val="left"/>
       </w:pPr>
       <w:r>
@@ -68,7 +68,7 @@
     </w:p>
     <w:p>
       <w:pPr>
-        <w:spacing w:before="0" w:after="4000" w:line="312" w:lineRule="auto"/>
+        <w:spacing w:before="0" w:after="2400" w:line="312" w:lineRule="auto"/>
         <w:jc w:val="left"/>
       </w:pPr>
       <w:r>
@@ -1935,23 +1935,6 @@
     <w:p>
       <w:pPr>
         <w:spacing w:line="312" w:lineRule="auto" w:after="80"/>
-        <w:ind w:firstLine="480"/>
-        <w:jc w:val="both"/>
-      </w:pPr>
-      <w:r>
-        <w:rPr>
-          <w:rFonts w:ascii="Times New Roman" w:hAnsi="Times New Roman" w:eastAsia="宋体"/>
-          <w:b w:val="0"/>
-          <w:i w:val="0"/>
-          <w:color w:val="000000"/>
-          <w:sz w:val="24"/>
-        </w:rPr>
-        <w:t>代表性问题闭环（完整过程见 competition/ 对应证据文档）：</w:t>
-      </w:r>
-    </w:p>
-    <w:p>
-      <w:pPr>
-        <w:spacing w:line="312" w:lineRule="auto" w:after="80"/>
         <w:ind w:left="600" w:hanging="600"/>
         <w:jc w:val="both"/>
       </w:pPr>
@@ -3804,7 +3787,7 @@
     <w:p>
       <w:pPr>
         <w:spacing w:line="312" w:lineRule="auto" w:after="80"/>
-        <w:jc w:val="both"/>
+        <w:jc w:val="left"/>
       </w:pPr>
       <w:r>
         <w:rPr>

--- a/competition/作品技术报告.docx
+++ b/competition/作品技术报告.docx
@@ -4,7 +4,7 @@
   <w:body>
     <w:p>
       <w:pPr>
-        <w:spacing w:before="1920" w:after="120" w:line="312" w:lineRule="auto"/>
+        <w:spacing w:before="1440" w:after="120" w:line="312" w:lineRule="auto"/>
         <w:jc w:val="left"/>
       </w:pPr>
       <w:r>
@@ -20,7 +20,7 @@
     </w:p>
     <w:p>
       <w:pPr>
-        <w:spacing w:before="0" w:after="520" w:line="312" w:lineRule="auto"/>
+        <w:spacing w:before="0" w:after="480" w:line="312" w:lineRule="auto"/>
         <w:jc w:val="left"/>
       </w:pPr>
       <w:r>
@@ -36,7 +36,7 @@
     </w:p>
     <w:p>
       <w:pPr>
-        <w:spacing w:before="0" w:after="2200" w:line="312" w:lineRule="auto"/>
+        <w:spacing w:before="0" w:after="1600" w:line="312" w:lineRule="auto"/>
         <w:jc w:val="left"/>
       </w:pPr>
       <w:r>
@@ -68,7 +68,7 @@
     </w:p>
     <w:p>
       <w:pPr>
-        <w:spacing w:before="0" w:after="2400" w:line="312" w:lineRule="auto"/>
+        <w:spacing w:before="0" w:after="1440" w:line="312" w:lineRule="auto"/>
         <w:jc w:val="left"/>
       </w:pPr>
       <w:r>
@@ -84,7 +84,7 @@
     </w:p>
     <w:p>
       <w:pPr>
-        <w:spacing w:before="0" w:after="200" w:line="312" w:lineRule="auto"/>
+        <w:spacing w:before="0" w:after="120" w:line="312" w:lineRule="auto"/>
         <w:jc w:val="left"/>
       </w:pPr>
       <w:r>
@@ -100,7 +100,7 @@
     </w:p>
     <w:p>
       <w:pPr>
-        <w:spacing w:before="0" w:after="200" w:line="312" w:lineRule="auto"/>
+        <w:spacing w:before="0" w:after="120" w:line="312" w:lineRule="auto"/>
         <w:jc w:val="left"/>
       </w:pPr>
       <w:r>
@@ -116,7 +116,7 @@
     </w:p>
     <w:p>
       <w:pPr>
-        <w:spacing w:before="0" w:after="200" w:line="312" w:lineRule="auto"/>
+        <w:spacing w:before="0" w:after="120" w:line="312" w:lineRule="auto"/>
         <w:jc w:val="left"/>
       </w:pPr>
       <w:r>

--- a/competition/作品技术报告.docx
+++ b/competition/作品技术报告.docx
@@ -486,6 +486,7 @@
     </w:p>
     <w:p>
       <w:pPr>
+        <w:keepNext/>
         <w:spacing w:line="312" w:lineRule="auto" w:after="40"/>
       </w:pPr>
       <w:r>
@@ -552,6 +553,7 @@
     </w:p>
     <w:p>
       <w:pPr>
+        <w:keepNext/>
         <w:spacing w:line="312" w:lineRule="auto" w:after="40"/>
       </w:pPr>
       <w:r>
@@ -724,6 +726,7 @@
     </w:p>
     <w:p>
       <w:pPr>
+        <w:keepNext/>
         <w:spacing w:line="312" w:lineRule="auto" w:after="40"/>
       </w:pPr>
       <w:r>
@@ -816,6 +819,7 @@
     <w:p>
       <w:pPr>
         <w:pStyle w:val="Heading3"/>
+        <w:keepNext/>
       </w:pPr>
       <w:r>
         <w:t>固件分层</w:t>
@@ -1261,6 +1265,7 @@
     <w:p>
       <w:pPr>
         <w:pStyle w:val="Heading3"/>
+        <w:keepNext/>
       </w:pPr>
       <w:r>
         <w:t>硬件设计与适配（赛道核心得分项）</w:t>
@@ -1927,6 +1932,7 @@
     <w:p>
       <w:pPr>
         <w:pStyle w:val="Heading3"/>
+        <w:keepNext/>
       </w:pPr>
       <w:r>
         <w:t>代表性问题闭环（完整过程见 competition/ 证据文档）</w:t>
@@ -2003,6 +2009,7 @@
     <w:p>
       <w:pPr>
         <w:pStyle w:val="Heading3"/>
+        <w:keepNext/>
       </w:pPr>
       <w:r>
         <w:t>应用/交互端（UI）</w:t>
@@ -2164,6 +2171,7 @@
     <w:p>
       <w:pPr>
         <w:pStyle w:val="Heading3"/>
+        <w:keepNext/>
       </w:pPr>
       <w:r>
         <w:t>自定义 Skill</w:t>
@@ -3275,6 +3283,7 @@
     </w:p>
     <w:p>
       <w:pPr>
+        <w:keepNext/>
         <w:spacing w:line="312" w:lineRule="auto" w:after="40"/>
       </w:pPr>
       <w:r>
